--- a/atelier/atelier_160.docx
+++ b/atelier/atelier_160.docx
@@ -474,7 +474,7 @@
                 <w:b w:val="false"/>
                 <w:bCs w:val="false"/>
               </w:rPr>
-              <w:t xml:space="preserve">Zones critiques identifiées (#158, #159)</w:t>
+              <w:t xml:space="preserve">Zones critiques identifiées</w:t>
             </w:r>
           </w:p>
         </w:tc>
@@ -493,7 +493,7 @@
         <w:spacing w:after="120"/>
       </w:pPr>
       <w:r>
-        <w:t xml:space="preserve">Le risque est ressenti (#159), la liste des zones à diffuser est établie. La façon la plus efficace de transmettre une connaissance technique tacite — celle qui n’est pas dans la doc, qui vit dans la tête de l’expert — c’est de la transmettre EN FAISANT : le pair programming. Deux personnes, un clavier, sur une vraie tâche de la zone critique. L’expert montre, explique, et surtout laisse faire ; l’apprenant fait, questionne, et acquiert non seulement le « comment » mais le « pourquoi » et les réflexes. Le sujet de cet atelier est d’organiser ce pair programming ciblé : sur les zones à une seule personne identifiées, faire travailler en binôme l’expert et un futur second, jusqu’à ce que la zone soit maîtrisée par au moins deux personnes. On diffuse la connaissance par la pratique, pas par un transfert théorique.</w:t>
+        <w:t xml:space="preserve">Le risque est ressenti, la liste des zones à diffuser est établie. La façon la plus efficace de transmettre une connaissance technique tacite — celle qui n’est pas dans la doc, qui vit dans la tête de l’expert — c’est de la transmettre EN FAISANT : le pair programming. Deux personnes, un clavier, sur une vraie tâche de la zone critique. L’expert montre, explique, et surtout laisse faire ; l’apprenant fait, questionne, et acquiert non seulement le « comment » mais le « pourquoi » et les réflexes. Le sujet de cet atelier est d’organiser ce pair programming ciblé : sur les zones à une seule personne identifiées, faire travailler en binôme l’expert et un futur second, jusqu’à ce que la zone soit maîtrisée par au moins deux personnes. On diffuse la connaissance par la pratique, pas par un transfert théorique.</w:t>
       </w:r>
     </w:p>
     <w:p>
@@ -514,7 +514,7 @@
         <w:spacing w:after="80"/>
       </w:pPr>
       <w:r>
-        <w:t xml:space="preserve">La connaissance tacite ne se documente pas, elle se transmet en faisant : une grande part de l’expertise d’une zone n’est pas écrite — ce sont des réflexes, des « il faut faire attention à ça », des raccourcis mentaux. Seule la pratique côte à côte les transmet. Le pair programming capture ce que la doc (#162) ne peut pas capturer.</w:t>
+        <w:t xml:space="preserve">La connaissance tacite ne se documente pas, elle se transmet en faisant : une grande part de l’expertise d’une zone n’est pas écrite — ce sont des réflexes, des « il faut faire attention à ça », des raccourcis mentaux. Seule la pratique côte à côte les transmet. Le pair programming capture ce que la doc ne peut pas capturer.</w:t>
       </w:r>
     </w:p>
     <w:p>
@@ -553,7 +553,7 @@
         <w:spacing w:after="80"/>
       </w:pPr>
       <w:r>
-        <w:t xml:space="preserve">Cibler les zones critiques rentabilise l’effort : le pairing prend du temps — on le concentre là où le risque est le plus fort (les zones à une seule personne du #158). On ne paire pas sur tout, mais sur ce qui compte pour le bus factor. L’effort est proportionné au risque.</w:t>
+        <w:t xml:space="preserve">Cibler les zones critiques rentabilise l’effort : le pairing prend du temps — on le concentre là où le risque est le plus fort (les zones à une seule personne du qui sait quoi ? Diagnostic de la connaissance partagée). On ne paire pas sur tout, mais sur ce qui compte pour le bus factor. L’effort est proportionné au risque.</w:t>
       </w:r>
     </w:p>
     <w:p>
@@ -749,7 +749,7 @@
         <w:t xml:space="preserve">(10 min) Constituer les binômes</w:t>
       </w:r>
       <w:r>
-        <w:t xml:space="preserve"> — expert + futur second par zone critique (#158).</w:t>
+        <w:t xml:space="preserve"> — expert + futur second par zone critique.</w:t>
       </w:r>
     </w:p>
     <w:p>
@@ -905,7 +905,7 @@
         <w:spacing w:after="120"/>
       </w:pPr>
       <w:r>
-        <w:t xml:space="preserve">Le pairing diffuse la connaissance tacite. La suite complète : #161 (rotation sur les US pour ancrer durablement la diffusion), #162 (documenter ce qui peut l’être), #163 (plan de continuité). Le pairing transmet le tacite ; la doc (#162) capture l’explicite ; ensemble ils sécurisent la zone.</w:t>
+        <w:t xml:space="preserve">Le pairing diffuse la connaissance tacite. La suite complète : (rotation sur les US pour ancrer durablement la diffusion), (documenter ce qui peut l’être), (plan de continuité). Le pairing transmet le tacite ; la doc capture l’explicite ; ensemble ils sécurisent la zone.</w:t>
       </w:r>
     </w:p>
     <w:p>
@@ -921,7 +921,7 @@
         <w:spacing w:after="120"/>
       </w:pPr>
       <w:r>
-        <w:t xml:space="preserve">La squad a organisé du pair programming ciblé sur ses zones critiques : binômes expert + futur second sur de vraies tâches, apprenant au clavier, sessions planifiées jusqu’à l’autonomie. La connaissance tacite se diffuse par la pratique, et les zones critiques passent progressivement de 1 à 2+ personnes maîtres. La mesure Bus factor du hub s’améliore là où le risque était fort. La question R01 agit par la pratique, prête à ancrer la diffusion par la rotation (#161) et la documentation (#162).</w:t>
+        <w:t xml:space="preserve">La squad a organisé du pair programming ciblé sur ses zones critiques : binômes expert + futur second sur de vraies tâches, apprenant au clavier, sessions planifiées jusqu’à l’autonomie. La connaissance tacite se diffuse par la pratique, et les zones critiques passent progressivement de 1 à 2+ personnes maîtres. La mesure Bus factor du hub s’améliore là où le risque était fort. La question R01 agit par la pratique, prête à ancrer la diffusion par la rotation et la documentation.</w:t>
       </w:r>
     </w:p>
     <w:p>
